--- a/corpus/synthetic/inline-image-mixed__008.docx
+++ b/corpus/synthetic/inline-image-mixed__008.docx
@@ -6,6 +6,12 @@
       <w:r>
         <w:drawing>
           <wp:anchor>
+            <wp:positionH relativeFrom="column">
+              <wp:posOffset>1882747</wp:posOffset>
+            </wp:positionH>
+            <wp:positionV relativeFrom="paragraph">
+              <wp:posOffset>-104609</wp:posOffset>
+            </wp:positionV>
             <wp:extent cx="914400" cy="457200"/>
             <a:graphic xmlns:a="http://schemas.openxmlformats.org/drawingml/2006/main">
               <a:graphicData uri="http://schemas.openxmlformats.org/drawingml/2006/picture">
@@ -18,6 +24,9 @@
             </a:graphic>
           </wp:anchor>
         </w:drawing>
+      </w:r>
+      <w:r>
+        <w:t>wrapped text</w:t>
       </w:r>
     </w:p>
     <w:sectPr>
